--- a/cd/doc/userGuide/Integracja_z_USOS.docx
+++ b/cd/doc/userGuide/Integracja_z_USOS.docx
@@ -82,8 +82,10 @@
           <w:rFonts w:eastAsiaTheme="minorHAnsi"/>
           <w:lang w:eastAsia="en-US"/>
         </w:rPr>
-        <w:t>04</w:t>
-      </w:r>
+        <w:t>09</w:t>
+      </w:r>
+      <w:bookmarkStart w:id="0" w:name="_GoBack"/>
+      <w:bookmarkEnd w:id="0"/>
     </w:p>
     <w:p>
       <w:pPr>
@@ -94,8 +96,6 @@
         </w:rPr>
       </w:pPr>
     </w:p>
-    <w:bookmarkStart w:id="0" w:name="_GoBack"/>
-    <w:bookmarkEnd w:id="0"/>
     <w:p>
       <w:pPr>
         <w:pStyle w:val="Spistreci1"/>
@@ -3510,19 +3510,7 @@
         <w:t>ajęcia prowadzone w trybie Online wprowadzamy do systemu</w:t>
       </w:r>
       <w:r>
-        <w:t xml:space="preserve"> wpisując „</w:t>
-      </w:r>
-      <w:r>
-        <w:t>Online</w:t>
-      </w:r>
-      <w:r>
-        <w:t>”</w:t>
-      </w:r>
-      <w:r>
-        <w:t xml:space="preserve"> w polu Info dla studentów</w:t>
-      </w:r>
-      <w:r>
-        <w:t>.</w:t>
+        <w:t xml:space="preserve"> wpisując „Online” w polu Info dla studentów.</w:t>
       </w:r>
     </w:p>
     <w:p>
@@ -4643,15 +4631,15 @@
           <w:rFonts w:eastAsiaTheme="minorHAnsi"/>
         </w:rPr>
       </w:pPr>
-      <w:bookmarkStart w:id="11" w:name="_Toc112743438"/>
-      <w:bookmarkStart w:id="12" w:name="_Toc226987854"/>
+      <w:bookmarkStart w:id="11" w:name="_Toc226987854"/>
+      <w:bookmarkStart w:id="12" w:name="_Toc112743438"/>
       <w:r>
         <w:rPr>
           <w:rFonts w:eastAsiaTheme="minorHAnsi"/>
         </w:rPr>
         <w:t>Wysłanie obsad do USOS</w:t>
       </w:r>
-      <w:bookmarkEnd w:id="12"/>
+      <w:bookmarkEnd w:id="11"/>
     </w:p>
     <w:p>
       <w:r>
@@ -4857,7 +4845,7 @@
       </w:r>
       <w:proofErr w:type="spellEnd"/>
       <w:r>
-        <w:t xml:space="preserve"> * from  </w:t>
+        <w:t xml:space="preserve"> * from </w:t>
       </w:r>
       <w:proofErr w:type="spellStart"/>
       <w:r>
@@ -5128,7 +5116,7 @@
         <w:rPr>
           <w:rFonts w:eastAsiaTheme="minorHAnsi"/>
         </w:rPr>
-        <w:t xml:space="preserve">Raport </w:t>
+        <w:t>Raport</w:t>
       </w:r>
       <w:r>
         <w:rPr>
@@ -5412,7 +5400,7 @@
         </w:rPr>
         <w:t xml:space="preserve"> do USOS</w:t>
       </w:r>
-      <w:bookmarkEnd w:id="11"/>
+      <w:bookmarkEnd w:id="12"/>
       <w:r>
         <w:rPr>
           <w:rFonts w:eastAsiaTheme="minorHAnsi"/>
@@ -7586,7 +7574,7 @@
           <w:rFonts w:eastAsiaTheme="minorHAnsi"/>
           <w:lang w:eastAsia="en-US"/>
         </w:rPr>
-        <w:t xml:space="preserve"> wpisujemy rzeczywistą liczbę godzin w dniu (podobnie jak robimy to definiując semestr).</w:t>
+        <w:t xml:space="preserve"> wpisujemy rzeczywistą liczbę godzin w dniu (podobnie jak robimy to definiując okres).</w:t>
       </w:r>
     </w:p>
     <w:p>
@@ -7626,7 +7614,7 @@
           <w:rFonts w:eastAsiaTheme="minorHAnsi"/>
           <w:lang w:eastAsia="en-US"/>
         </w:rPr>
-        <w:t xml:space="preserve"> zawsze wybieramy: Semestr,</w:t>
+        <w:t xml:space="preserve"> zawsze wybieramy: Okres,</w:t>
       </w:r>
       <w:r>
         <w:rPr>
@@ -11977,21 +11965,7 @@
         <w:rPr>
           <w:rFonts w:ascii="Times New Roman" w:hAnsi="Times New Roman" w:cs="Times New Roman"/>
         </w:rPr>
-        <w:t xml:space="preserve">Jeżeli wykładowca nadal nie widzi danych, upewnij się, że w systemie w USOS istnieje tylko jeden wykładowca o podanej nazwie (zdarza się, że w </w:t>
-      </w:r>
-      <w:proofErr w:type="spellStart"/>
-      <w:r>
-        <w:rPr>
-          <w:rFonts w:ascii="Times New Roman" w:hAnsi="Times New Roman" w:cs="Times New Roman"/>
-        </w:rPr>
-        <w:t>w</w:t>
-      </w:r>
-      <w:proofErr w:type="spellEnd"/>
-      <w:r>
-        <w:rPr>
-          <w:rFonts w:ascii="Times New Roman" w:hAnsi="Times New Roman" w:cs="Times New Roman"/>
-        </w:rPr>
-        <w:t xml:space="preserve"> USOS wykładowca jest wpisany dwukrotnie, po stronie plansoft.org planujemy zajęcia dla wykładowcy Nowak od ID=X, podczas gdy wykładowca Nowak faktycznie sprawdza zajęcia dla wykładowcy Nowak o ID=Y). </w:t>
+        <w:t xml:space="preserve">Jeżeli wykładowca nadal nie widzi danych, upewnij się, że w systemie w USOS istnieje tylko jeden wykładowca o podanej nazwie (zdarza się, że w  USOS wykładowca jest wpisany dwukrotnie, po stronie plansoft.org planujemy zajęcia dla wykładowcy Nowak od ID=X, podczas gdy wykładowca Nowak faktycznie sprawdza zajęcia dla wykładowcy Nowak o ID=Y). </w:t>
       </w:r>
     </w:p>
     <w:p>
@@ -15771,13 +15745,8 @@
           <w:numId w:val="18"/>
         </w:numPr>
       </w:pPr>
-      <w:proofErr w:type="spellStart"/>
-      <w:r>
-        <w:t>Sprawdż</w:t>
-      </w:r>
-      <w:proofErr w:type="spellEnd"/>
-      <w:r>
-        <w:t xml:space="preserve">, czy </w:t>
+      <w:r>
+        <w:t xml:space="preserve">Sprawdź, czy </w:t>
       </w:r>
       <w:proofErr w:type="spellStart"/>
       <w:r>
@@ -15800,7 +15769,7 @@
         </w:numPr>
       </w:pPr>
       <w:r>
-        <w:t>Jeżeli rekord jest, może rekord nie został przesłany  USOS do USOSWEB?</w:t>
+        <w:t>Jeżeli rekord jest, może rekord nie został przesłany USOS do USOSWEB?</w:t>
       </w:r>
     </w:p>
     <w:p>
@@ -16888,7 +16857,7 @@
           <w:rFonts w:ascii="Times New Roman" w:eastAsiaTheme="minorHAnsi" w:hAnsi="Times New Roman" w:cs="Times New Roman"/>
           <w:lang w:eastAsia="en-US"/>
         </w:rPr>
-        <w:t>Procedura: Uruchamianie nowego semestru</w:t>
+        <w:t>Procedura: Uruchamianie nowego okresu</w:t>
       </w:r>
       <w:bookmarkEnd w:id="29"/>
     </w:p>
@@ -16970,7 +16939,7 @@
         <w:spacing w:after="160" w:line="278" w:lineRule="auto"/>
       </w:pPr>
       <w:r>
-        <w:t>W efekcie utworzy się nowy semestr oraz pobiorą się pozostałe dane słownikowe</w:t>
+        <w:t>W efekcie utworzy się nowy okres oraz pobiorą się pozostałe dane słownikowe</w:t>
       </w:r>
     </w:p>
     <w:p>
@@ -17023,7 +16992,7 @@
         <w:spacing w:after="160" w:line="278" w:lineRule="auto"/>
       </w:pPr>
       <w:r>
-        <w:t>Wybieramy zakładkę semestry i nadajemy wszystkim dostęp do semestru, który się utworzył (zaznaczamy cały wiersz).</w:t>
+        <w:t>Wybieramy zakładkę okresy i nadajemy wszystkim dostęp do okresu, który się utworzył (zaznaczamy cały wiersz).</w:t>
       </w:r>
     </w:p>
     <w:p>
@@ -17036,7 +17005,7 @@
         <w:spacing w:after="160" w:line="278" w:lineRule="auto"/>
       </w:pPr>
       <w:r>
-        <w:t>Wybieramy zakładkę semestry i nadajemy dostęp nowoutworzonej autoryzacji do wszystkich semestrów (zaznaczamy całą kolumnę).</w:t>
+        <w:t>Wybieramy zakładkę okresy i nadajemy dostęp nowoutworzonej autoryzacji do wszystkich okresów (zaznaczamy całą kolumnę).</w:t>
       </w:r>
     </w:p>
     <w:p>
@@ -17092,7 +17061,7 @@
           <w:rFonts w:eastAsiaTheme="minorHAnsi"/>
           <w:lang w:eastAsia="en-US"/>
         </w:rPr>
-        <w:t>Wprowadzono ulepszenie polegające na wyświetlaniu informacji na temat ID rekordu, ID rekordu z systemu zewnętrznego (USOS, BASUS) oraz nazwę tabeli.</w:t>
+        <w:t>Wprowadzono ulepszenie polegające na wyświetlaniu informacji na temat ID rekordu, ID rekordu z systemu zewnętrznego (USOS, BAZUS) oraz nazwy tabeli.</w:t>
       </w:r>
     </w:p>
     <w:p>
@@ -17498,7 +17467,7 @@
           <w:rFonts w:eastAsiaTheme="minorHAnsi"/>
           <w:lang w:eastAsia="en-US"/>
         </w:rPr>
-        <w:t xml:space="preserve">ord  </w:t>
+        <w:t xml:space="preserve">ord </w:t>
       </w:r>
       <w:proofErr w:type="spellStart"/>
       <w:r>
@@ -22953,7 +22922,7 @@
 </file>
 
 <file path=customXml/itemProps1.xml><?xml version="1.0" encoding="utf-8"?>
-<ds:datastoreItem xmlns:ds="http://schemas.openxmlformats.org/officeDocument/2006/customXml" ds:itemID="{63E3B2EB-59FD-4D27-A1D8-0D0A363D8F01}">
+<ds:datastoreItem xmlns:ds="http://schemas.openxmlformats.org/officeDocument/2006/customXml" ds:itemID="{A5D4C76D-6D29-4DCE-B960-63BC94DDAF45}">
   <ds:schemaRefs>
     <ds:schemaRef ds:uri="http://schemas.openxmlformats.org/officeDocument/2006/bibliography"/>
   </ds:schemaRefs>
